--- a/database/schemas.docx
+++ b/database/schemas.docx
@@ -35,25 +35,57 @@
           <w:sz w:val="16"/>
           <w:szCs w:val="16"/>
         </w:rPr>
-        <w:t>-- CREATE TYPE sales_category AS ENUM ('account', 'cod', 'vendor');</w:t>
-      </w:r>
-    </w:p>
-    <w:p>
-      <w:pPr>
-        <w:tabs>
-          <w:tab w:val="left" w:pos="1130"/>
-        </w:tabs>
-        <w:rPr>
-          <w:sz w:val="16"/>
-          <w:szCs w:val="16"/>
-        </w:rPr>
-      </w:pPr>
-      <w:r>
-        <w:rPr>
-          <w:sz w:val="16"/>
-          <w:szCs w:val="16"/>
-        </w:rPr>
-        <w:t>-- CREATE TYPE sales_status AS ENUM ('pending', 'paid', 'deleted');</w:t>
+        <w:t xml:space="preserve">-- CREATE TYPE </w:t>
+      </w:r>
+      <w:proofErr w:type="spellStart"/>
+      <w:r>
+        <w:rPr>
+          <w:sz w:val="16"/>
+          <w:szCs w:val="16"/>
+        </w:rPr>
+        <w:t>sales_category</w:t>
+      </w:r>
+      <w:proofErr w:type="spellEnd"/>
+      <w:r>
+        <w:rPr>
+          <w:sz w:val="16"/>
+          <w:szCs w:val="16"/>
+        </w:rPr>
+        <w:t xml:space="preserve"> AS ENUM ('account', 'cod', 'vendor');</w:t>
+      </w:r>
+    </w:p>
+    <w:p>
+      <w:pPr>
+        <w:tabs>
+          <w:tab w:val="left" w:pos="1130"/>
+        </w:tabs>
+        <w:rPr>
+          <w:sz w:val="16"/>
+          <w:szCs w:val="16"/>
+        </w:rPr>
+      </w:pPr>
+      <w:r>
+        <w:rPr>
+          <w:sz w:val="16"/>
+          <w:szCs w:val="16"/>
+        </w:rPr>
+        <w:t xml:space="preserve">-- CREATE TYPE </w:t>
+      </w:r>
+      <w:proofErr w:type="spellStart"/>
+      <w:r>
+        <w:rPr>
+          <w:sz w:val="16"/>
+          <w:szCs w:val="16"/>
+        </w:rPr>
+        <w:t>sales_status</w:t>
+      </w:r>
+      <w:proofErr w:type="spellEnd"/>
+      <w:r>
+        <w:rPr>
+          <w:sz w:val="16"/>
+          <w:szCs w:val="16"/>
+        </w:rPr>
+        <w:t xml:space="preserve"> AS ENUM ('pending', 'paid', 'deleted');</w:t>
       </w:r>
     </w:p>
     <w:p>
@@ -100,159 +132,482 @@
           <w:sz w:val="16"/>
           <w:szCs w:val="16"/>
         </w:rPr>
-        <w:t>--     sales_id INT PRIMARY KEY GENERATED ALWAYS AS IDENTITY,</w:t>
-      </w:r>
-    </w:p>
-    <w:p>
-      <w:pPr>
-        <w:tabs>
-          <w:tab w:val="left" w:pos="1130"/>
-        </w:tabs>
-        <w:rPr>
-          <w:sz w:val="16"/>
-          <w:szCs w:val="16"/>
-        </w:rPr>
-      </w:pPr>
-      <w:r>
-        <w:rPr>
-          <w:sz w:val="16"/>
-          <w:szCs w:val="16"/>
-        </w:rPr>
-        <w:t>--     consumer_name VARCHAR(100) DEFAULT 'None',</w:t>
-      </w:r>
-    </w:p>
-    <w:p>
-      <w:pPr>
-        <w:tabs>
-          <w:tab w:val="left" w:pos="1130"/>
-        </w:tabs>
-        <w:rPr>
-          <w:sz w:val="16"/>
-          <w:szCs w:val="16"/>
-        </w:rPr>
-      </w:pPr>
-      <w:r>
-        <w:rPr>
-          <w:sz w:val="16"/>
-          <w:szCs w:val="16"/>
-        </w:rPr>
-        <w:t>--     cust_id INT REFERENCES Customers(cust_id),</w:t>
-      </w:r>
-    </w:p>
-    <w:p>
-      <w:pPr>
-        <w:tabs>
-          <w:tab w:val="left" w:pos="1130"/>
-        </w:tabs>
-        <w:rPr>
-          <w:sz w:val="16"/>
-          <w:szCs w:val="16"/>
-        </w:rPr>
-      </w:pPr>
-      <w:r>
-        <w:rPr>
-          <w:sz w:val="16"/>
-          <w:szCs w:val="16"/>
-        </w:rPr>
-        <w:t>--     sales_type sales_category,</w:t>
-      </w:r>
-    </w:p>
-    <w:p>
-      <w:pPr>
-        <w:tabs>
-          <w:tab w:val="left" w:pos="1130"/>
-        </w:tabs>
-        <w:rPr>
-          <w:sz w:val="16"/>
-          <w:szCs w:val="16"/>
-        </w:rPr>
-      </w:pPr>
-      <w:r>
-        <w:rPr>
-          <w:sz w:val="16"/>
-          <w:szCs w:val="16"/>
-        </w:rPr>
-        <w:t>--     litres INT DEFAULT 0 check (litres &gt;= 0 ),</w:t>
-      </w:r>
-    </w:p>
-    <w:p>
-      <w:pPr>
-        <w:tabs>
-          <w:tab w:val="left" w:pos="1130"/>
-        </w:tabs>
-        <w:rPr>
-          <w:sz w:val="16"/>
-          <w:szCs w:val="16"/>
-        </w:rPr>
-      </w:pPr>
-      <w:r>
-        <w:rPr>
-          <w:sz w:val="16"/>
-          <w:szCs w:val="16"/>
-        </w:rPr>
-        <w:t>--     bottles INT DEFAULT 0 check (bottles &gt;= 0 ),</w:t>
-      </w:r>
-    </w:p>
-    <w:p>
-      <w:pPr>
-        <w:tabs>
-          <w:tab w:val="left" w:pos="1130"/>
-        </w:tabs>
-        <w:rPr>
-          <w:sz w:val="16"/>
-          <w:szCs w:val="16"/>
-        </w:rPr>
-      </w:pPr>
-      <w:r>
-        <w:rPr>
-          <w:sz w:val="16"/>
-          <w:szCs w:val="16"/>
-        </w:rPr>
-        <w:t>--     price INT DEFAULT 0 check (price  &gt;= 0 ),</w:t>
-      </w:r>
-    </w:p>
-    <w:p>
-      <w:pPr>
-        <w:tabs>
-          <w:tab w:val="left" w:pos="1130"/>
-        </w:tabs>
-        <w:rPr>
-          <w:sz w:val="16"/>
-          <w:szCs w:val="16"/>
-        </w:rPr>
-      </w:pPr>
-      <w:r>
-        <w:rPr>
-          <w:sz w:val="16"/>
-          <w:szCs w:val="16"/>
-        </w:rPr>
-        <w:t xml:space="preserve">-- </w:t>
-      </w:r>
-      <w:r>
-        <w:rPr>
-          <w:sz w:val="16"/>
-          <w:szCs w:val="16"/>
-        </w:rPr>
-        <w:tab/>
-        <w:t>status sales_status,</w:t>
-      </w:r>
-    </w:p>
-    <w:p>
-      <w:pPr>
-        <w:tabs>
-          <w:tab w:val="left" w:pos="1130"/>
-        </w:tabs>
-        <w:rPr>
-          <w:sz w:val="16"/>
-          <w:szCs w:val="16"/>
-        </w:rPr>
-      </w:pPr>
-      <w:r>
-        <w:rPr>
-          <w:sz w:val="16"/>
-          <w:szCs w:val="16"/>
-        </w:rPr>
-        <w:t>--     created_at TIMESTAMP DEFAULT CURRENT_TIMESTAMP</w:t>
+        <w:t xml:space="preserve">--     </w:t>
+      </w:r>
+      <w:proofErr w:type="spellStart"/>
+      <w:r>
+        <w:rPr>
+          <w:sz w:val="16"/>
+          <w:szCs w:val="16"/>
+        </w:rPr>
+        <w:t>sales_id</w:t>
+      </w:r>
+      <w:proofErr w:type="spellEnd"/>
+      <w:r>
+        <w:rPr>
+          <w:sz w:val="16"/>
+          <w:szCs w:val="16"/>
+        </w:rPr>
+        <w:t xml:space="preserve"> INT PRIMARY KEY GENERATED ALWAYS AS IDENTITY,</w:t>
+      </w:r>
+    </w:p>
+    <w:p>
+      <w:pPr>
+        <w:tabs>
+          <w:tab w:val="left" w:pos="1130"/>
+        </w:tabs>
+        <w:rPr>
+          <w:sz w:val="16"/>
+          <w:szCs w:val="16"/>
+        </w:rPr>
+      </w:pPr>
+      <w:r>
+        <w:rPr>
+          <w:sz w:val="16"/>
+          <w:szCs w:val="16"/>
+        </w:rPr>
+        <w:t xml:space="preserve">--     </w:t>
+      </w:r>
+      <w:proofErr w:type="spellStart"/>
+      <w:r>
+        <w:rPr>
+          <w:sz w:val="16"/>
+          <w:szCs w:val="16"/>
+        </w:rPr>
+        <w:t>consumer_name</w:t>
+      </w:r>
+      <w:proofErr w:type="spellEnd"/>
+      <w:r>
+        <w:rPr>
+          <w:sz w:val="16"/>
+          <w:szCs w:val="16"/>
+        </w:rPr>
+        <w:t xml:space="preserve"> VARCHAR(100) DEFAULT 'None',</w:t>
+      </w:r>
+    </w:p>
+    <w:p>
+      <w:pPr>
+        <w:tabs>
+          <w:tab w:val="left" w:pos="1130"/>
+        </w:tabs>
+        <w:rPr>
+          <w:sz w:val="16"/>
+          <w:szCs w:val="16"/>
+        </w:rPr>
+      </w:pPr>
+      <w:r>
+        <w:rPr>
+          <w:sz w:val="16"/>
+          <w:szCs w:val="16"/>
+        </w:rPr>
+        <w:t xml:space="preserve">--     </w:t>
+      </w:r>
+      <w:proofErr w:type="spellStart"/>
+      <w:r>
+        <w:rPr>
+          <w:sz w:val="16"/>
+          <w:szCs w:val="16"/>
+        </w:rPr>
+        <w:t>cust_id</w:t>
+      </w:r>
+      <w:proofErr w:type="spellEnd"/>
+      <w:r>
+        <w:rPr>
+          <w:sz w:val="16"/>
+          <w:szCs w:val="16"/>
+        </w:rPr>
+        <w:t xml:space="preserve"> INT REFERENCES Customers(</w:t>
+      </w:r>
+      <w:proofErr w:type="spellStart"/>
+      <w:r>
+        <w:rPr>
+          <w:sz w:val="16"/>
+          <w:szCs w:val="16"/>
+        </w:rPr>
+        <w:t>cust_id</w:t>
+      </w:r>
+      <w:proofErr w:type="spellEnd"/>
+      <w:r>
+        <w:rPr>
+          <w:sz w:val="16"/>
+          <w:szCs w:val="16"/>
+        </w:rPr>
+        <w:t>),</w:t>
+      </w:r>
+    </w:p>
+    <w:p>
+      <w:pPr>
+        <w:tabs>
+          <w:tab w:val="left" w:pos="1130"/>
+        </w:tabs>
+        <w:rPr>
+          <w:sz w:val="16"/>
+          <w:szCs w:val="16"/>
+        </w:rPr>
+      </w:pPr>
+      <w:r>
+        <w:rPr>
+          <w:sz w:val="16"/>
+          <w:szCs w:val="16"/>
+        </w:rPr>
+        <w:t xml:space="preserve">--     </w:t>
+      </w:r>
+      <w:proofErr w:type="spellStart"/>
+      <w:r>
+        <w:rPr>
+          <w:sz w:val="16"/>
+          <w:szCs w:val="16"/>
+        </w:rPr>
+        <w:t>sales_type</w:t>
+      </w:r>
+      <w:proofErr w:type="spellEnd"/>
+      <w:r>
+        <w:rPr>
+          <w:sz w:val="16"/>
+          <w:szCs w:val="16"/>
+        </w:rPr>
+        <w:t xml:space="preserve"> </w:t>
+      </w:r>
+      <w:proofErr w:type="spellStart"/>
+      <w:r>
+        <w:rPr>
+          <w:sz w:val="16"/>
+          <w:szCs w:val="16"/>
+        </w:rPr>
+        <w:t>sales_category</w:t>
+      </w:r>
+      <w:proofErr w:type="spellEnd"/>
+      <w:r>
+        <w:rPr>
+          <w:sz w:val="16"/>
+          <w:szCs w:val="16"/>
+        </w:rPr>
+        <w:t xml:space="preserve"> not null</w:t>
+      </w:r>
+      <w:r>
+        <w:rPr>
+          <w:sz w:val="16"/>
+          <w:szCs w:val="16"/>
+        </w:rPr>
+        <w:t>,</w:t>
+      </w:r>
+    </w:p>
+    <w:p>
+      <w:pPr>
+        <w:tabs>
+          <w:tab w:val="left" w:pos="1130"/>
+        </w:tabs>
+        <w:rPr>
+          <w:sz w:val="16"/>
+          <w:szCs w:val="16"/>
+        </w:rPr>
+      </w:pPr>
+      <w:r>
+        <w:rPr>
+          <w:sz w:val="16"/>
+          <w:szCs w:val="16"/>
+        </w:rPr>
+        <w:t xml:space="preserve">--     </w:t>
+      </w:r>
+      <w:proofErr w:type="spellStart"/>
+      <w:r>
+        <w:rPr>
+          <w:sz w:val="16"/>
+          <w:szCs w:val="16"/>
+        </w:rPr>
+        <w:t>litres</w:t>
+      </w:r>
+      <w:proofErr w:type="spellEnd"/>
+      <w:r>
+        <w:rPr>
+          <w:sz w:val="16"/>
+          <w:szCs w:val="16"/>
+        </w:rPr>
+        <w:t xml:space="preserve"> INT</w:t>
+      </w:r>
+      <w:r>
+        <w:rPr>
+          <w:sz w:val="16"/>
+          <w:szCs w:val="16"/>
+        </w:rPr>
+        <w:t xml:space="preserve"> not null</w:t>
+      </w:r>
+      <w:r>
+        <w:rPr>
+          <w:sz w:val="16"/>
+          <w:szCs w:val="16"/>
+        </w:rPr>
+        <w:t xml:space="preserve"> DEFAULT 0 check (</w:t>
+      </w:r>
+      <w:proofErr w:type="spellStart"/>
+      <w:r>
+        <w:rPr>
+          <w:sz w:val="16"/>
+          <w:szCs w:val="16"/>
+        </w:rPr>
+        <w:t>litres</w:t>
+      </w:r>
+      <w:proofErr w:type="spellEnd"/>
+      <w:r>
+        <w:rPr>
+          <w:sz w:val="16"/>
+          <w:szCs w:val="16"/>
+        </w:rPr>
+        <w:t xml:space="preserve"> &gt;= 0 ),</w:t>
+      </w:r>
+    </w:p>
+    <w:p>
+      <w:pPr>
+        <w:tabs>
+          <w:tab w:val="left" w:pos="1130"/>
+        </w:tabs>
+        <w:rPr>
+          <w:sz w:val="16"/>
+          <w:szCs w:val="16"/>
+        </w:rPr>
+      </w:pPr>
+      <w:r>
+        <w:rPr>
+          <w:sz w:val="16"/>
+          <w:szCs w:val="16"/>
+        </w:rPr>
+        <w:t xml:space="preserve">--     bottles INT </w:t>
+      </w:r>
+      <w:r>
+        <w:rPr>
+          <w:sz w:val="16"/>
+          <w:szCs w:val="16"/>
+        </w:rPr>
+        <w:t>not null</w:t>
+      </w:r>
+      <w:r>
+        <w:rPr>
+          <w:sz w:val="16"/>
+          <w:szCs w:val="16"/>
+        </w:rPr>
+        <w:t xml:space="preserve"> </w:t>
+      </w:r>
+      <w:r>
+        <w:rPr>
+          <w:sz w:val="16"/>
+          <w:szCs w:val="16"/>
+        </w:rPr>
+        <w:t xml:space="preserve"> </w:t>
+      </w:r>
+      <w:r>
+        <w:rPr>
+          <w:sz w:val="16"/>
+          <w:szCs w:val="16"/>
+        </w:rPr>
+        <w:t>DEFAULT 0 check (bottles &gt;= 0 ),</w:t>
+      </w:r>
+    </w:p>
+    <w:p>
+      <w:pPr>
+        <w:tabs>
+          <w:tab w:val="left" w:pos="1130"/>
+        </w:tabs>
+        <w:rPr>
+          <w:sz w:val="16"/>
+          <w:szCs w:val="16"/>
+        </w:rPr>
+      </w:pPr>
+      <w:r>
+        <w:rPr>
+          <w:sz w:val="16"/>
+          <w:szCs w:val="16"/>
+        </w:rPr>
+        <w:t xml:space="preserve">--     price INT </w:t>
+      </w:r>
+      <w:r>
+        <w:rPr>
+          <w:sz w:val="16"/>
+          <w:szCs w:val="16"/>
+        </w:rPr>
+        <w:t>not null</w:t>
+      </w:r>
+      <w:r>
+        <w:rPr>
+          <w:sz w:val="16"/>
+          <w:szCs w:val="16"/>
+        </w:rPr>
+        <w:t xml:space="preserve"> </w:t>
+      </w:r>
+      <w:r>
+        <w:rPr>
+          <w:sz w:val="16"/>
+          <w:szCs w:val="16"/>
+        </w:rPr>
+        <w:t xml:space="preserve"> </w:t>
+      </w:r>
+      <w:r>
+        <w:rPr>
+          <w:sz w:val="16"/>
+          <w:szCs w:val="16"/>
+        </w:rPr>
+        <w:t>DEFAULT 0 check (price  &gt;= 0 ),</w:t>
+      </w:r>
+    </w:p>
+    <w:p>
+      <w:pPr>
+        <w:tabs>
+          <w:tab w:val="left" w:pos="1130"/>
+        </w:tabs>
+        <w:rPr>
+          <w:sz w:val="16"/>
+          <w:szCs w:val="16"/>
+        </w:rPr>
+      </w:pPr>
+      <w:r>
+        <w:rPr>
+          <w:sz w:val="16"/>
+          <w:szCs w:val="16"/>
+        </w:rPr>
+        <w:t>--</w:t>
+      </w:r>
+      <w:r>
+        <w:rPr>
+          <w:sz w:val="16"/>
+          <w:szCs w:val="16"/>
+        </w:rPr>
+        <w:t xml:space="preserve">     s</w:t>
+      </w:r>
+      <w:r>
+        <w:rPr>
+          <w:sz w:val="16"/>
+          <w:szCs w:val="16"/>
+        </w:rPr>
+        <w:t xml:space="preserve">tatus </w:t>
+      </w:r>
+      <w:proofErr w:type="spellStart"/>
+      <w:r>
+        <w:rPr>
+          <w:sz w:val="16"/>
+          <w:szCs w:val="16"/>
+        </w:rPr>
+        <w:t>sales_status</w:t>
+      </w:r>
+      <w:proofErr w:type="spellEnd"/>
+      <w:r>
+        <w:rPr>
+          <w:sz w:val="16"/>
+          <w:szCs w:val="16"/>
+        </w:rPr>
+        <w:t xml:space="preserve"> not null</w:t>
+      </w:r>
+      <w:r>
+        <w:rPr>
+          <w:sz w:val="16"/>
+          <w:szCs w:val="16"/>
+        </w:rPr>
+        <w:t>,</w:t>
+      </w:r>
+    </w:p>
+    <w:p>
+      <w:pPr>
+        <w:tabs>
+          <w:tab w:val="left" w:pos="1130"/>
+        </w:tabs>
+        <w:rPr>
+          <w:sz w:val="16"/>
+          <w:szCs w:val="16"/>
+        </w:rPr>
+      </w:pPr>
+      <w:r>
+        <w:rPr>
+          <w:sz w:val="16"/>
+          <w:szCs w:val="16"/>
+        </w:rPr>
+        <w:t xml:space="preserve">--     </w:t>
+      </w:r>
+      <w:proofErr w:type="spellStart"/>
+      <w:r>
+        <w:rPr>
+          <w:sz w:val="16"/>
+          <w:szCs w:val="16"/>
+        </w:rPr>
+        <w:t>created_at</w:t>
+      </w:r>
+      <w:proofErr w:type="spellEnd"/>
+      <w:r>
+        <w:rPr>
+          <w:sz w:val="16"/>
+          <w:szCs w:val="16"/>
+        </w:rPr>
+        <w:t xml:space="preserve"> TIMESTAMP DEFAULT CURRENT_TIMESTAMP</w:t>
+      </w:r>
+      <w:r>
+        <w:rPr>
+          <w:sz w:val="16"/>
+          <w:szCs w:val="16"/>
+        </w:rPr>
+        <w:t>,</w:t>
+      </w:r>
+    </w:p>
+    <w:p>
+      <w:pPr>
+        <w:tabs>
+          <w:tab w:val="left" w:pos="1130"/>
+        </w:tabs>
+        <w:rPr>
+          <w:sz w:val="16"/>
+          <w:szCs w:val="16"/>
+        </w:rPr>
+      </w:pPr>
+      <w:r>
+        <w:rPr>
+          <w:sz w:val="16"/>
+          <w:szCs w:val="16"/>
+        </w:rPr>
+        <w:t>--</w:t>
+      </w:r>
+      <w:proofErr w:type="spellStart"/>
+      <w:r>
+        <w:rPr>
+          <w:sz w:val="16"/>
+          <w:szCs w:val="16"/>
+        </w:rPr>
+        <w:t>modification_json</w:t>
+      </w:r>
+      <w:proofErr w:type="spellEnd"/>
+      <w:r>
+        <w:rPr>
+          <w:sz w:val="16"/>
+          <w:szCs w:val="16"/>
+        </w:rPr>
+        <w:t xml:space="preserve"> </w:t>
+      </w:r>
+      <w:proofErr w:type="spellStart"/>
+      <w:r>
+        <w:rPr>
+          <w:sz w:val="16"/>
+          <w:szCs w:val="16"/>
+        </w:rPr>
+        <w:t>jsonb</w:t>
+      </w:r>
+      <w:proofErr w:type="spellEnd"/>
+      <w:r>
+        <w:rPr>
+          <w:sz w:val="16"/>
+          <w:szCs w:val="16"/>
+        </w:rPr>
+        <w:t xml:space="preserve"> not null default </w:t>
+      </w:r>
+      <w:proofErr w:type="spellStart"/>
+      <w:r>
+        <w:rPr>
+          <w:sz w:val="16"/>
+          <w:szCs w:val="16"/>
+        </w:rPr>
+        <w:t>jsonb_build_object</w:t>
+      </w:r>
+      <w:proofErr w:type="spellEnd"/>
+      <w:r>
+        <w:rPr>
+          <w:sz w:val="16"/>
+          <w:szCs w:val="16"/>
+        </w:rPr>
+        <w:t>('by', 'System', 'at', now())</w:t>
       </w:r>
     </w:p>
     <w:p>
@@ -432,7 +787,7 @@
           <v:shape id="_x0000_i1025" type="#_x0000_t75" style="width:468pt;height:656.5pt" o:ole="">
             <v:imagedata r:id="rId4" o:title=""/>
           </v:shape>
-          <o:OLEObject Type="Embed" ProgID="Word.Document.12" ShapeID="_x0000_i1025" DrawAspect="Content" ObjectID="_1834233775" r:id="rId5">
+          <o:OLEObject Type="Embed" ProgID="Word.Document.12" ShapeID="_x0000_i1025" DrawAspect="Content" ObjectID="_1834326263" r:id="rId5">
             <o:FieldCodes>\s</o:FieldCodes>
           </o:OLEObject>
         </w:object>
